--- a/registry/jobs/2026-08-05_065339_linro_backend-engineer-remote-germany/application/cover-letter.docx
+++ b/registry/jobs/2026-08-05_065339_linro_backend-engineer-remote-germany/application/cover-letter.docx
@@ -4,26 +4,6 @@
   <w:body>
     <w:p>
       <w:pPr>
-        <w:pStyle w:val="1"/>
-        <w:pStyle w:val="Heading1"/>
-        <w:bidi w:val="false"/>
-        <w:spacing w:after="120" w:before="480"/>
-      </w:pPr>
-      <w:bookmarkStart w:name="_Toc_Cover_Letter_1" w:id="1"/>
-      <w:r>
-        <w:rPr>
-          <w:rFonts w:ascii="Aptos" w:cs="Aptos" w:eastAsia="Aptos" w:hAnsi="Aptos"/>
-          <w:color w:val="000000"/>
-          <w:sz w:val="32"/>
-          <w:szCs w:val="32"/>
-          <w:rtl w:val="false"/>
-        </w:rPr>
-        <w:t xml:space="preserve">Cover Letter</w:t>
-      </w:r>
-      <w:bookmarkEnd w:id="1"/>
-    </w:p>
-    <w:p>
-      <w:pPr>
         <w:bidi w:val="false"/>
         <w:spacing w:after="120" w:before="120" w:line="259.20000000000005"/>
         <w:jc w:val="left"/>
@@ -53,7 +33,7 @@
           <w:szCs w:val="24"/>
           <w:rtl w:val="false"/>
         </w:rPr>
-        <w:t xml:space="preserve">The problem of stopping unsafe cloud changes before they reach production is close to work I have handled from the reliability side: operating Go services, building event-driven pipelines, defining delivery safeguards, and diagnosing failure across AWS and Kubernetes environments. At CRURATED, I designed a queue-backed analytics platform with versioned schemas, retries, backpressure handling, multiple downstreams, and observability. At airSlate, I migrated services to Kubernetes and improved database, API, deployment, and incident behavior.</w:t>
+        <w:t xml:space="preserve">I am applying for the Backend Engineer position at Linro. I have more than 15 years of backend experience, with recent work in Go, SQL, event-driven architecture, AWS, Kubernetes, observability, and production reliability. Linro’s approach—evaluating cloud control-plane changes against deterministic policy and making enforcement part of the event path—is compelling because it treats prevention and safe operation as product behavior rather than a later alerting problem.</w:t>
       </w:r>
     </w:p>
     <w:p>
@@ -70,7 +50,7 @@
           <w:szCs w:val="24"/>
           <w:rtl w:val="false"/>
         </w:rPr>
-        <w:t xml:space="preserve">I have also worked on GDPR- and PCI-constrained systems and have led backend delivery in early-stage and high-volume products. I can contribute Go, SQL, distributed-system design, production ownership, and a practical understanding of how controls affect real services. Terraform/Pulumi and dedicated policy-engine development are gaps I would address directly rather than imply existing depth.</w:t>
+        <w:t xml:space="preserve">At CRURATED, I architected a queue-backed analytics platform using AWS EventBridge, versioned schemas, and modular routing to multiple destinations. I built retries, backpressure handling, and observability into the delivery path, increasing data-lake throughput by more than 10x while maintaining delivery reliability above 99.9%. The work required reasoning about partial failure, replay, evolving contracts, and how downstream behavior should remain measurable—concerns that map closely to a stream-first system where decisions must be fast, traceable, and correct.</w:t>
       </w:r>
     </w:p>
     <w:p>
@@ -87,7 +67,41 @@
           <w:szCs w:val="24"/>
           <w:rtl w:val="false"/>
         </w:rPr>
-        <w:t xml:space="preserve">I would welcome a discussion about the policy model, cloud event stream, and the first platform area an early engineer would own.</w:t>
+        <w:t xml:space="preserve">At airSlate, I migrated production services from ECS to Kubernetes and built AWS delivery workflows with Helm, GitHub Actions, and ArgoCD. I investigated database and API bottlenecks through logs, Prometheus, monitoring, and SRE dashboards, then carried fixes through production. Earlier, at Sixt, I delivered backend services under GDPR and PCI DSS constraints and participated in technical, security, and vulnerability assessments. Together, these experiences give me a practical view of how infrastructure, reliability, and controls interact in regulated production systems.</w:t>
+      </w:r>
+    </w:p>
+    <w:p>
+      <w:pPr>
+        <w:bidi w:val="false"/>
+        <w:spacing w:after="120" w:before="120" w:line="259.20000000000005"/>
+        <w:jc w:val="left"/>
+      </w:pPr>
+      <w:r>
+        <w:rPr>
+          <w:rFonts w:ascii="Aptos" w:cs="Aptos" w:eastAsia="Aptos" w:hAnsi="Aptos"/>
+          <w:color w:val="000000"/>
+          <w:sz w:val="24"/>
+          <w:szCs w:val="24"/>
+          <w:rtl w:val="false"/>
+        </w:rPr>
+        <w:t xml:space="preserve">I can contribute Go services, SQL and relational modeling, event-driven design, cloud operations, and end-to-end ownership in an early-stage environment. I have not built a dedicated policy engine, and the candidate record does not establish hands-on Terraform or Pulumi depth; I would address those areas directly rather than imply experience I do not have. The same applies to articulating my current AI coding-tool workflow during the interview.</w:t>
+      </w:r>
+    </w:p>
+    <w:p>
+      <w:pPr>
+        <w:bidi w:val="false"/>
+        <w:spacing w:after="120" w:before="120" w:line="259.20000000000005"/>
+        <w:jc w:val="left"/>
+      </w:pPr>
+      <w:r>
+        <w:rPr>
+          <w:rFonts w:ascii="Aptos" w:cs="Aptos" w:eastAsia="Aptos" w:hAnsi="Aptos"/>
+          <w:color w:val="000000"/>
+          <w:sz w:val="24"/>
+          <w:szCs w:val="24"/>
+          <w:rtl w:val="false"/>
+        </w:rPr>
+        <w:t xml:space="preserve">I would welcome a discussion about Linro’s policy and state model, the latency and correctness requirements around enforcement, and the first platform area an early engineer would own.</w:t>
       </w:r>
     </w:p>
     <w:p>
